--- a/10 blueprint.docx
+++ b/10 blueprint.docx
@@ -66,10 +66,74 @@
       <w:r>
         <w:br w:type="page"/>
       </w:r>
+      <w:r>
+        <w:lastRenderedPageBreak/>
+        <w:drawing>
+          <wp:anchor distT="0" distB="0" distL="114300" distR="114300" simplePos="0" relativeHeight="251672576" behindDoc="0" locked="0" layoutInCell="1" allowOverlap="1" wp14:anchorId="5A9F5921" wp14:editId="3DA22A36">
+            <wp:simplePos x="0" y="0"/>
+            <wp:positionH relativeFrom="margin">
+              <wp:align>center</wp:align>
+            </wp:positionH>
+            <wp:positionV relativeFrom="paragraph">
+              <wp:posOffset>220070</wp:posOffset>
+            </wp:positionV>
+            <wp:extent cx="8966200" cy="4552950"/>
+            <wp:effectExtent l="0" t="0" r="6350" b="0"/>
+            <wp:wrapNone/>
+            <wp:docPr id="763261151" name="Picture 1"/>
+            <wp:cNvGraphicFramePr>
+              <a:graphicFrameLocks xmlns:a="http://schemas.openxmlformats.org/drawingml/2006/main" noChangeAspect="1"/>
+            </wp:cNvGraphicFramePr>
+            <a:graphic xmlns:a="http://schemas.openxmlformats.org/drawingml/2006/main">
+              <a:graphicData uri="http://schemas.openxmlformats.org/drawingml/2006/picture">
+                <pic:pic xmlns:pic="http://schemas.openxmlformats.org/drawingml/2006/picture">
+                  <pic:nvPicPr>
+                    <pic:cNvPr id="763261151" name=""/>
+                    <pic:cNvPicPr/>
+                  </pic:nvPicPr>
+                  <pic:blipFill>
+                    <a:blip r:embed="rId7">
+                      <a:extLst>
+                        <a:ext uri="{28A0092B-C50C-407E-A947-70E740481C1C}">
+                          <a14:useLocalDpi xmlns:a14="http://schemas.microsoft.com/office/drawing/2010/main" val="0"/>
+                        </a:ext>
+                      </a:extLst>
+                    </a:blip>
+                    <a:stretch>
+                      <a:fillRect/>
+                    </a:stretch>
+                  </pic:blipFill>
+                  <pic:spPr>
+                    <a:xfrm>
+                      <a:off x="0" y="0"/>
+                      <a:ext cx="8966200" cy="4552950"/>
+                    </a:xfrm>
+                    <a:prstGeom prst="rect">
+                      <a:avLst/>
+                    </a:prstGeom>
+                  </pic:spPr>
+                </pic:pic>
+              </a:graphicData>
+            </a:graphic>
+            <wp14:sizeRelH relativeFrom="margin">
+              <wp14:pctWidth>0</wp14:pctWidth>
+            </wp14:sizeRelH>
+            <wp14:sizeRelV relativeFrom="margin">
+              <wp14:pctHeight>0</wp14:pctHeight>
+            </wp14:sizeRelV>
+          </wp:anchor>
+        </w:drawing>
+      </w:r>
+      <w:r>
+        <w:br w:type="page"/>
+      </w:r>
     </w:p>
+    <w:p/>
     <w:p>
       <w:r>
-        <w:lastRenderedPageBreak/>
+        <w:rPr>
+          <w:noProof/>
+        </w:rPr>
         <w:drawing>
           <wp:anchor distT="0" distB="0" distL="114300" distR="114300" simplePos="0" relativeHeight="251670528" behindDoc="0" locked="0" layoutInCell="1" allowOverlap="1" wp14:anchorId="5D6746F4" wp14:editId="3C75FBE1">
             <wp:simplePos x="0" y="0"/>
@@ -94,7 +158,7 @@
                     <pic:cNvPicPr/>
                   </pic:nvPicPr>
                   <pic:blipFill>
-                    <a:blip r:embed="rId7">
+                    <a:blip r:embed="rId8">
                       <a:extLst>
                         <a:ext uri="{28A0092B-C50C-407E-A947-70E740481C1C}">
                           <a14:useLocalDpi xmlns:a14="http://schemas.microsoft.com/office/drawing/2010/main" val="0"/>
@@ -160,7 +224,7 @@
                     <pic:cNvPicPr/>
                   </pic:nvPicPr>
                   <pic:blipFill>
-                    <a:blip r:embed="rId8">
+                    <a:blip r:embed="rId9">
                       <a:extLst>
                         <a:ext uri="{28A0092B-C50C-407E-A947-70E740481C1C}">
                           <a14:useLocalDpi xmlns:a14="http://schemas.microsoft.com/office/drawing/2010/main" val="0"/>
@@ -205,6 +269,7 @@
       <w:r>
         <w:rPr>
           <w:rFonts w:ascii="TH SarabunPSK" w:hAnsi="TH SarabunPSK" w:cs="TH SarabunPSK"/>
+          <w:noProof/>
           <w:sz w:val="36"/>
           <w:szCs w:val="36"/>
         </w:rPr>
@@ -233,7 +298,7 @@
                     <pic:cNvPicPr/>
                   </pic:nvPicPr>
                   <pic:blipFill>
-                    <a:blip r:embed="rId9">
+                    <a:blip r:embed="rId10">
                       <a:extLst>
                         <a:ext uri="{28A0092B-C50C-407E-A947-70E740481C1C}">
                           <a14:useLocalDpi xmlns:a14="http://schemas.microsoft.com/office/drawing/2010/main" val="0"/>
@@ -281,6 +346,7 @@
       <w:r>
         <w:rPr>
           <w:rFonts w:ascii="TH SarabunPSK" w:hAnsi="TH SarabunPSK" w:cs="TH SarabunPSK"/>
+          <w:noProof/>
           <w:sz w:val="36"/>
           <w:szCs w:val="36"/>
           <w:cs/>
@@ -310,7 +376,7 @@
                     <pic:cNvPicPr/>
                   </pic:nvPicPr>
                   <pic:blipFill rotWithShape="1">
-                    <a:blip r:embed="rId10">
+                    <a:blip r:embed="rId11">
                       <a:extLst>
                         <a:ext uri="{28A0092B-C50C-407E-A947-70E740481C1C}">
                           <a14:useLocalDpi xmlns:a14="http://schemas.microsoft.com/office/drawing/2010/main" val="0"/>
@@ -393,7 +459,7 @@
                     </pic:cNvPicPr>
                   </pic:nvPicPr>
                   <pic:blipFill>
-                    <a:blip r:embed="rId11" cstate="print">
+                    <a:blip r:embed="rId12" cstate="print">
                       <a:extLst>
                         <a:ext uri="{28A0092B-C50C-407E-A947-70E740481C1C}">
                           <a14:useLocalDpi xmlns:a14="http://schemas.microsoft.com/office/drawing/2010/main" val="0"/>
@@ -470,7 +536,7 @@
                     </pic:cNvPicPr>
                   </pic:nvPicPr>
                   <pic:blipFill>
-                    <a:blip r:embed="rId12" cstate="print">
+                    <a:blip r:embed="rId13" cstate="print">
                       <a:extLst>
                         <a:ext uri="{28A0092B-C50C-407E-A947-70E740481C1C}">
                           <a14:useLocalDpi xmlns:a14="http://schemas.microsoft.com/office/drawing/2010/main" val="0"/>
@@ -546,7 +612,7 @@
                     </pic:cNvPicPr>
                   </pic:nvPicPr>
                   <pic:blipFill>
-                    <a:blip r:embed="rId13" cstate="print">
+                    <a:blip r:embed="rId14" cstate="print">
                       <a:extLst>
                         <a:ext uri="{28A0092B-C50C-407E-A947-70E740481C1C}">
                           <a14:useLocalDpi xmlns:a14="http://schemas.microsoft.com/office/drawing/2010/main" val="0"/>
@@ -588,12 +654,10 @@
       </w:r>
     </w:p>
     <w:p>
-      <w:pPr>
+      <w:r>
         <w:rPr>
-          <w:rFonts w:hint="cs"/>
+          <w:noProof/>
         </w:rPr>
-      </w:pPr>
-      <w:r>
         <w:lastRenderedPageBreak/>
         <w:drawing>
           <wp:inline distT="0" distB="0" distL="0" distR="0" wp14:anchorId="1A8A8B7E" wp14:editId="0EB76FD5">
@@ -611,7 +675,7 @@
                     <pic:cNvPicPr/>
                   </pic:nvPicPr>
                   <pic:blipFill>
-                    <a:blip r:embed="rId14"/>
+                    <a:blip r:embed="rId15"/>
                     <a:stretch>
                       <a:fillRect/>
                     </a:stretch>
@@ -632,6 +696,9 @@
         </w:drawing>
       </w:r>
       <w:r>
+        <w:rPr>
+          <w:noProof/>
+        </w:rPr>
         <w:drawing>
           <wp:anchor distT="0" distB="0" distL="114300" distR="114300" simplePos="0" relativeHeight="251671552" behindDoc="0" locked="0" layoutInCell="1" allowOverlap="1" wp14:anchorId="4E622738" wp14:editId="7239FF6A">
             <wp:simplePos x="0" y="0"/>
@@ -656,7 +723,7 @@
                     <pic:cNvPicPr/>
                   </pic:nvPicPr>
                   <pic:blipFill rotWithShape="1">
-                    <a:blip r:embed="rId14">
+                    <a:blip r:embed="rId15">
                       <a:extLst>
                         <a:ext uri="{28A0092B-C50C-407E-A947-70E740481C1C}">
                           <a14:useLocalDpi xmlns:a14="http://schemas.microsoft.com/office/drawing/2010/main" val="0"/>

--- a/10 blueprint.docx
+++ b/10 blueprint.docx
@@ -67,15 +67,18 @@
         <w:br w:type="page"/>
       </w:r>
       <w:r>
+        <w:rPr>
+          <w:noProof/>
+        </w:rPr>
         <w:lastRenderedPageBreak/>
         <w:drawing>
-          <wp:anchor distT="0" distB="0" distL="114300" distR="114300" simplePos="0" relativeHeight="251672576" behindDoc="0" locked="0" layoutInCell="1" allowOverlap="1" wp14:anchorId="5A9F5921" wp14:editId="3DA22A36">
+          <wp:anchor distT="0" distB="0" distL="114300" distR="114300" simplePos="0" relativeHeight="251672576" behindDoc="0" locked="0" layoutInCell="1" allowOverlap="1" wp14:anchorId="5A9F5921" wp14:editId="2FF7E677">
             <wp:simplePos x="0" y="0"/>
             <wp:positionH relativeFrom="margin">
               <wp:align>center</wp:align>
             </wp:positionH>
             <wp:positionV relativeFrom="paragraph">
-              <wp:posOffset>220070</wp:posOffset>
+              <wp:posOffset>695960</wp:posOffset>
             </wp:positionV>
             <wp:extent cx="8966200" cy="4552950"/>
             <wp:effectExtent l="0" t="0" r="6350" b="0"/>
@@ -353,7 +356,7 @@
         </w:rPr>
         <w:lastRenderedPageBreak/>
         <w:drawing>
-          <wp:anchor distT="0" distB="0" distL="114300" distR="114300" simplePos="0" relativeHeight="251663360" behindDoc="0" locked="0" layoutInCell="1" allowOverlap="1" wp14:anchorId="1FA98EFD" wp14:editId="7C6F3C84">
+          <wp:anchor distT="0" distB="0" distL="114300" distR="114300" simplePos="0" relativeHeight="251663360" behindDoc="0" locked="0" layoutInCell="1" allowOverlap="1" wp14:anchorId="1FA98EFD" wp14:editId="504BF8D1">
             <wp:simplePos x="0" y="0"/>
             <wp:positionH relativeFrom="margin">
               <wp:align>center</wp:align>
@@ -511,18 +514,18 @@
         </w:rPr>
         <w:lastRenderedPageBreak/>
         <w:drawing>
-          <wp:anchor distT="0" distB="0" distL="114300" distR="114300" simplePos="0" relativeHeight="251667456" behindDoc="0" locked="0" layoutInCell="1" allowOverlap="1" wp14:anchorId="6938C7F3" wp14:editId="67770B8D">
+          <wp:anchor distT="0" distB="0" distL="114300" distR="114300" simplePos="0" relativeHeight="251673600" behindDoc="0" locked="0" layoutInCell="1" allowOverlap="1" wp14:anchorId="3B472EBA" wp14:editId="2E65D53E">
             <wp:simplePos x="0" y="0"/>
             <wp:positionH relativeFrom="margin">
-              <wp:align>center</wp:align>
+              <wp:posOffset>-414345</wp:posOffset>
             </wp:positionH>
             <wp:positionV relativeFrom="paragraph">
-              <wp:posOffset>253926</wp:posOffset>
+              <wp:posOffset>106325</wp:posOffset>
             </wp:positionV>
-            <wp:extent cx="9652916" cy="5422605"/>
-            <wp:effectExtent l="0" t="0" r="5715" b="6985"/>
+            <wp:extent cx="9281041" cy="5220586"/>
+            <wp:effectExtent l="0" t="0" r="0" b="0"/>
             <wp:wrapNone/>
-            <wp:docPr id="2023963584" name="Picture 3"/>
+            <wp:docPr id="446267079" name="Picture 1"/>
             <wp:cNvGraphicFramePr>
               <a:graphicFrameLocks xmlns:a="http://schemas.openxmlformats.org/drawingml/2006/main" noChangeAspect="1"/>
             </wp:cNvGraphicFramePr>
@@ -530,36 +533,29 @@
               <a:graphicData uri="http://schemas.openxmlformats.org/drawingml/2006/picture">
                 <pic:pic xmlns:pic="http://schemas.openxmlformats.org/drawingml/2006/picture">
                   <pic:nvPicPr>
-                    <pic:cNvPr id="0" name="Picture 1"/>
-                    <pic:cNvPicPr>
-                      <a:picLocks noChangeAspect="1" noChangeArrowheads="1"/>
-                    </pic:cNvPicPr>
+                    <pic:cNvPr id="446267079" name="Picture 446267079"/>
+                    <pic:cNvPicPr/>
                   </pic:nvPicPr>
                   <pic:blipFill>
-                    <a:blip r:embed="rId13" cstate="print">
+                    <a:blip r:embed="rId13">
                       <a:extLst>
                         <a:ext uri="{28A0092B-C50C-407E-A947-70E740481C1C}">
                           <a14:useLocalDpi xmlns:a14="http://schemas.microsoft.com/office/drawing/2010/main" val="0"/>
                         </a:ext>
                       </a:extLst>
                     </a:blip>
-                    <a:srcRect/>
                     <a:stretch>
                       <a:fillRect/>
                     </a:stretch>
                   </pic:blipFill>
-                  <pic:spPr bwMode="auto">
+                  <pic:spPr>
                     <a:xfrm>
                       <a:off x="0" y="0"/>
-                      <a:ext cx="9652916" cy="5422605"/>
+                      <a:ext cx="9281041" cy="5220586"/>
                     </a:xfrm>
                     <a:prstGeom prst="rect">
                       <a:avLst/>
                     </a:prstGeom>
-                    <a:noFill/>
-                    <a:ln>
-                      <a:noFill/>
-                    </a:ln>
                   </pic:spPr>
                 </pic:pic>
               </a:graphicData>

--- a/10 blueprint.docx
+++ b/10 blueprint.docx
@@ -72,16 +72,16 @@
         </w:rPr>
         <w:lastRenderedPageBreak/>
         <w:drawing>
-          <wp:anchor distT="0" distB="0" distL="114300" distR="114300" simplePos="0" relativeHeight="251672576" behindDoc="0" locked="0" layoutInCell="1" allowOverlap="1" wp14:anchorId="5A9F5921" wp14:editId="2FF7E677">
+          <wp:anchor distT="0" distB="0" distL="114300" distR="114300" simplePos="0" relativeHeight="251672576" behindDoc="0" locked="0" layoutInCell="1" allowOverlap="1" wp14:anchorId="5A9F5921" wp14:editId="0F597766">
             <wp:simplePos x="0" y="0"/>
             <wp:positionH relativeFrom="margin">
               <wp:align>center</wp:align>
             </wp:positionH>
             <wp:positionV relativeFrom="paragraph">
-              <wp:posOffset>695960</wp:posOffset>
+              <wp:posOffset>541921</wp:posOffset>
             </wp:positionV>
-            <wp:extent cx="8966200" cy="4552950"/>
-            <wp:effectExtent l="0" t="0" r="6350" b="0"/>
+            <wp:extent cx="9552487" cy="4850661"/>
+            <wp:effectExtent l="0" t="0" r="0" b="7620"/>
             <wp:wrapNone/>
             <wp:docPr id="763261151" name="Picture 1"/>
             <wp:cNvGraphicFramePr>
@@ -109,7 +109,7 @@
                   <pic:spPr>
                     <a:xfrm>
                       <a:off x="0" y="0"/>
-                      <a:ext cx="8966200" cy="4552950"/>
+                      <a:ext cx="9552487" cy="4850661"/>
                     </a:xfrm>
                     <a:prstGeom prst="rect">
                       <a:avLst/>
@@ -131,23 +131,23 @@
         <w:br w:type="page"/>
       </w:r>
     </w:p>
-    <w:p/>
     <w:p>
       <w:r>
         <w:rPr>
           <w:noProof/>
         </w:rPr>
+        <w:lastRenderedPageBreak/>
         <w:drawing>
-          <wp:anchor distT="0" distB="0" distL="114300" distR="114300" simplePos="0" relativeHeight="251670528" behindDoc="0" locked="0" layoutInCell="1" allowOverlap="1" wp14:anchorId="5D6746F4" wp14:editId="3C75FBE1">
+          <wp:anchor distT="0" distB="0" distL="114300" distR="114300" simplePos="0" relativeHeight="251670528" behindDoc="0" locked="0" layoutInCell="1" allowOverlap="1" wp14:anchorId="5D6746F4" wp14:editId="7D18AEEA">
             <wp:simplePos x="0" y="0"/>
             <wp:positionH relativeFrom="margin">
               <wp:align>center</wp:align>
             </wp:positionH>
             <wp:positionV relativeFrom="paragraph">
-              <wp:posOffset>-244298</wp:posOffset>
+              <wp:posOffset>-308034</wp:posOffset>
             </wp:positionV>
-            <wp:extent cx="9498997" cy="6464595"/>
-            <wp:effectExtent l="0" t="0" r="6985" b="0"/>
+            <wp:extent cx="9639174" cy="6559993"/>
+            <wp:effectExtent l="0" t="0" r="635" b="0"/>
             <wp:wrapNone/>
             <wp:docPr id="1291168661" name="Picture 1"/>
             <wp:cNvGraphicFramePr>
@@ -175,7 +175,7 @@
                   <pic:spPr>
                     <a:xfrm>
                       <a:off x="0" y="0"/>
-                      <a:ext cx="9498997" cy="6464595"/>
+                      <a:ext cx="9639174" cy="6559993"/>
                     </a:xfrm>
                     <a:prstGeom prst="rect">
                       <a:avLst/>
@@ -193,6 +193,8 @@
           </wp:anchor>
         </w:drawing>
       </w:r>
+    </w:p>
+    <w:p>
       <w:r>
         <w:br w:type="page"/>
       </w:r>
@@ -204,13 +206,13 @@
         </w:rPr>
         <w:lastRenderedPageBreak/>
         <w:drawing>
-          <wp:anchor distT="0" distB="0" distL="114300" distR="114300" simplePos="0" relativeHeight="251659264" behindDoc="0" locked="0" layoutInCell="1" allowOverlap="1" wp14:anchorId="57C55BA6" wp14:editId="5A28092D">
+          <wp:anchor distT="0" distB="0" distL="114300" distR="114300" simplePos="0" relativeHeight="251659264" behindDoc="0" locked="0" layoutInCell="1" allowOverlap="1" wp14:anchorId="57C55BA6" wp14:editId="262652C7">
             <wp:simplePos x="0" y="0"/>
             <wp:positionH relativeFrom="margin">
               <wp:align>center</wp:align>
             </wp:positionH>
             <wp:positionV relativeFrom="paragraph">
-              <wp:posOffset>455295</wp:posOffset>
+              <wp:posOffset>232011</wp:posOffset>
             </wp:positionV>
             <wp:extent cx="9729337" cy="5472752"/>
             <wp:effectExtent l="0" t="0" r="5715" b="0"/>
@@ -278,16 +280,16 @@
         </w:rPr>
         <w:lastRenderedPageBreak/>
         <w:drawing>
-          <wp:anchor distT="0" distB="0" distL="114300" distR="114300" simplePos="0" relativeHeight="251661312" behindDoc="0" locked="0" layoutInCell="1" allowOverlap="1" wp14:anchorId="00D2D397" wp14:editId="42837D1E">
+          <wp:anchor distT="0" distB="0" distL="114300" distR="114300" simplePos="0" relativeHeight="251661312" behindDoc="0" locked="0" layoutInCell="1" allowOverlap="1" wp14:anchorId="00D2D397" wp14:editId="29313370">
             <wp:simplePos x="0" y="0"/>
             <wp:positionH relativeFrom="margin">
               <wp:align>center</wp:align>
             </wp:positionH>
             <wp:positionV relativeFrom="paragraph">
-              <wp:posOffset>-286444</wp:posOffset>
+              <wp:posOffset>-127531</wp:posOffset>
             </wp:positionV>
-            <wp:extent cx="9732613" cy="6507125"/>
-            <wp:effectExtent l="0" t="0" r="2540" b="8255"/>
+            <wp:extent cx="9519358" cy="6506722"/>
+            <wp:effectExtent l="0" t="0" r="5715" b="8890"/>
             <wp:wrapNone/>
             <wp:docPr id="1040830582" name="Picture 1"/>
             <wp:cNvGraphicFramePr>
@@ -300,7 +302,7 @@
                     <pic:cNvPr id="1040830582" name=""/>
                     <pic:cNvPicPr/>
                   </pic:nvPicPr>
-                  <pic:blipFill>
+                  <pic:blipFill rotWithShape="1">
                     <a:blip r:embed="rId10">
                       <a:extLst>
                         <a:ext uri="{28A0092B-C50C-407E-A947-70E740481C1C}">
@@ -308,18 +310,27 @@
                         </a:ext>
                       </a:extLst>
                     </a:blip>
+                    <a:srcRect l="2185"/>
                     <a:stretch>
                       <a:fillRect/>
                     </a:stretch>
                   </pic:blipFill>
-                  <pic:spPr>
+                  <pic:spPr bwMode="auto">
                     <a:xfrm>
                       <a:off x="0" y="0"/>
-                      <a:ext cx="9732613" cy="6507125"/>
+                      <a:ext cx="9519358" cy="6506722"/>
                     </a:xfrm>
                     <a:prstGeom prst="rect">
                       <a:avLst/>
                     </a:prstGeom>
+                    <a:ln>
+                      <a:noFill/>
+                    </a:ln>
+                    <a:extLst>
+                      <a:ext uri="{53640926-AAD7-44D8-BBD7-CCE9431645EC}">
+                        <a14:shadowObscured xmlns:a14="http://schemas.microsoft.com/office/drawing/2010/main"/>
+                      </a:ext>
+                    </a:extLst>
                   </pic:spPr>
                 </pic:pic>
               </a:graphicData>
@@ -356,16 +367,16 @@
         </w:rPr>
         <w:lastRenderedPageBreak/>
         <w:drawing>
-          <wp:anchor distT="0" distB="0" distL="114300" distR="114300" simplePos="0" relativeHeight="251663360" behindDoc="0" locked="0" layoutInCell="1" allowOverlap="1" wp14:anchorId="1FA98EFD" wp14:editId="504BF8D1">
+          <wp:anchor distT="0" distB="0" distL="114300" distR="114300" simplePos="0" relativeHeight="251663360" behindDoc="0" locked="0" layoutInCell="1" allowOverlap="1" wp14:anchorId="1FA98EFD" wp14:editId="100DC3F3">
             <wp:simplePos x="0" y="0"/>
             <wp:positionH relativeFrom="margin">
               <wp:align>center</wp:align>
             </wp:positionH>
             <wp:positionV relativeFrom="paragraph">
-              <wp:posOffset>-1271639</wp:posOffset>
+              <wp:posOffset>-1536612</wp:posOffset>
             </wp:positionV>
-            <wp:extent cx="6561371" cy="8492901"/>
-            <wp:effectExtent l="5715" t="0" r="0" b="0"/>
+            <wp:extent cx="6966986" cy="9017921"/>
+            <wp:effectExtent l="3175" t="0" r="8890" b="8890"/>
             <wp:wrapNone/>
             <wp:docPr id="1721099433" name="Picture 1"/>
             <wp:cNvGraphicFramePr>
@@ -394,7 +405,7 @@
                   <pic:spPr bwMode="auto">
                     <a:xfrm rot="16200000">
                       <a:off x="0" y="0"/>
-                      <a:ext cx="6561371" cy="8492901"/>
+                      <a:ext cx="6966986" cy="9017921"/>
                     </a:xfrm>
                     <a:prstGeom prst="rect">
                       <a:avLst/>
@@ -514,15 +525,15 @@
         </w:rPr>
         <w:lastRenderedPageBreak/>
         <w:drawing>
-          <wp:anchor distT="0" distB="0" distL="114300" distR="114300" simplePos="0" relativeHeight="251673600" behindDoc="0" locked="0" layoutInCell="1" allowOverlap="1" wp14:anchorId="3B472EBA" wp14:editId="2E65D53E">
+          <wp:anchor distT="0" distB="0" distL="114300" distR="114300" simplePos="0" relativeHeight="251673600" behindDoc="0" locked="0" layoutInCell="1" allowOverlap="1" wp14:anchorId="3B472EBA" wp14:editId="543D4808">
             <wp:simplePos x="0" y="0"/>
             <wp:positionH relativeFrom="margin">
-              <wp:posOffset>-414345</wp:posOffset>
+              <wp:align>center</wp:align>
             </wp:positionH>
             <wp:positionV relativeFrom="paragraph">
-              <wp:posOffset>106325</wp:posOffset>
+              <wp:posOffset>287537</wp:posOffset>
             </wp:positionV>
-            <wp:extent cx="9281041" cy="5220586"/>
+            <wp:extent cx="9564061" cy="5379785"/>
             <wp:effectExtent l="0" t="0" r="0" b="0"/>
             <wp:wrapNone/>
             <wp:docPr id="446267079" name="Picture 1"/>
@@ -551,7 +562,7 @@
                   <pic:spPr>
                     <a:xfrm>
                       <a:off x="0" y="0"/>
-                      <a:ext cx="9281041" cy="5220586"/>
+                      <a:ext cx="9564061" cy="5379785"/>
                     </a:xfrm>
                     <a:prstGeom prst="rect">
                       <a:avLst/>

--- a/10 blueprint.docx
+++ b/10 blueprint.docx
@@ -1,6 +1,6 @@
 
 <file path=word/document.xml><?xml version="1.0" encoding="utf-8"?>
-<w:document xmlns:wpc="http://schemas.microsoft.com/office/word/2010/wordprocessingCanvas" xmlns:cx="http://schemas.microsoft.com/office/drawing/2014/chartex" xmlns:cx1="http://schemas.microsoft.com/office/drawing/2015/9/8/chartex" xmlns:cx2="http://schemas.microsoft.com/office/drawing/2015/10/21/chartex" xmlns:cx3="http://schemas.microsoft.com/office/drawing/2016/5/9/chartex" xmlns:cx4="http://schemas.microsoft.com/office/drawing/2016/5/10/chartex" xmlns:cx5="http://schemas.microsoft.com/office/drawing/2016/5/11/chartex" xmlns:cx6="http://schemas.microsoft.com/office/drawing/2016/5/12/chartex" xmlns:cx7="http://schemas.microsoft.com/office/drawing/2016/5/13/chartex" xmlns:cx8="http://schemas.microsoft.com/office/drawing/2016/5/14/chartex" xmlns:mc="http://schemas.openxmlformats.org/markup-compatibility/2006" xmlns:aink="http://schemas.microsoft.com/office/drawing/2016/ink" xmlns:am3d="http://schemas.microsoft.com/office/drawing/2017/model3d" xmlns:o="urn:schemas-microsoft-com:office:office" xmlns:oel="http://schemas.microsoft.com/office/2019/extlst" xmlns:r="http://schemas.openxmlformats.org/officeDocument/2006/relationships" xmlns:m="http://schemas.openxmlformats.org/officeDocument/2006/math" xmlns:v="urn:schemas-microsoft-com:vml" xmlns:wp14="http://schemas.microsoft.com/office/word/2010/wordprocessingDrawing" xmlns:wp="http://schemas.openxmlformats.org/drawingml/2006/wordprocessingDrawing" xmlns:w10="urn:schemas-microsoft-com:office:word" xmlns:w="http://schemas.openxmlformats.org/wordprocessingml/2006/main" xmlns:w14="http://schemas.microsoft.com/office/word/2010/wordml" xmlns:w15="http://schemas.microsoft.com/office/word/2012/wordml" xmlns:w16cex="http://schemas.microsoft.com/office/word/2018/wordml/cex" xmlns:w16cid="http://schemas.microsoft.com/office/word/2016/wordml/cid" xmlns:w16="http://schemas.microsoft.com/office/word/2018/wordml" xmlns:w16du="http://schemas.microsoft.com/office/word/2023/wordml/word16du" xmlns:w16sdtdh="http://schemas.microsoft.com/office/word/2020/wordml/sdtdatahash" xmlns:w16sdtfl="http://schemas.microsoft.com/office/word/2024/wordml/sdtformatlock" xmlns:w16se="http://schemas.microsoft.com/office/word/2015/wordml/symex" xmlns:wpg="http://schemas.microsoft.com/office/word/2010/wordprocessingGroup" xmlns:wpi="http://schemas.microsoft.com/office/word/2010/wordprocessingInk" xmlns:wne="http://schemas.microsoft.com/office/word/2006/wordml" xmlns:wps="http://schemas.microsoft.com/office/word/2010/wordprocessingShape" mc:Ignorable="w14 w15 w16se w16cid w16 w16cex w16sdtdh w16sdtfl w16du wp14">
+<w:document xmlns:wpc="http://schemas.microsoft.com/office/word/2010/wordprocessingCanvas" xmlns:cx="http://schemas.microsoft.com/office/drawing/2014/chartex" xmlns:cx1="http://schemas.microsoft.com/office/drawing/2015/9/8/chartex" xmlns:cx2="http://schemas.microsoft.com/office/drawing/2015/10/21/chartex" xmlns:cx3="http://schemas.microsoft.com/office/drawing/2016/5/9/chartex" xmlns:cx4="http://schemas.microsoft.com/office/drawing/2016/5/10/chartex" xmlns:cx5="http://schemas.microsoft.com/office/drawing/2016/5/11/chartex" xmlns:cx6="http://schemas.microsoft.com/office/drawing/2016/5/12/chartex" xmlns:cx7="http://schemas.microsoft.com/office/drawing/2016/5/13/chartex" xmlns:cx8="http://schemas.microsoft.com/office/drawing/2016/5/14/chartex" xmlns:mc="http://schemas.openxmlformats.org/markup-compatibility/2006" xmlns:aink="http://schemas.microsoft.com/office/drawing/2016/ink" xmlns:am3d="http://schemas.microsoft.com/office/drawing/2017/model3d" xmlns:o="urn:schemas-microsoft-com:office:office" xmlns:oel="http://schemas.microsoft.com/office/2019/extlst" xmlns:r="http://schemas.openxmlformats.org/officeDocument/2006/relationships" xmlns:m="http://schemas.openxmlformats.org/officeDocument/2006/math" xmlns:v="urn:schemas-microsoft-com:vml" xmlns:wp14="http://schemas.microsoft.com/office/word/2010/wordprocessingDrawing" xmlns:wp="http://schemas.openxmlformats.org/drawingml/2006/wordprocessingDrawing" xmlns:w10="urn:schemas-microsoft-com:office:word" xmlns:w="http://schemas.openxmlformats.org/wordprocessingml/2006/main" xmlns:w14="http://schemas.microsoft.com/office/word/2010/wordml" xmlns:w15="http://schemas.microsoft.com/office/word/2012/wordml" xmlns:w16cei="http://schemas.microsoft.com/office/word/2026/wordml/cei" xmlns:w16cex="http://schemas.microsoft.com/office/word/2018/wordml/cex" xmlns:w16cid="http://schemas.microsoft.com/office/word/2016/wordml/cid" xmlns:w16="http://schemas.microsoft.com/office/word/2018/wordml" xmlns:w16du="http://schemas.microsoft.com/office/word/2023/wordml/word16du" xmlns:w16sdtdh="http://schemas.microsoft.com/office/word/2020/wordml/sdtdatahash" xmlns:w16sdtfl="http://schemas.microsoft.com/office/word/2024/wordml/sdtformatlock" xmlns:w16se="http://schemas.microsoft.com/office/word/2015/wordml/symex" xmlns:wpg="http://schemas.microsoft.com/office/word/2010/wordprocessingGroup" xmlns:wpi="http://schemas.microsoft.com/office/word/2010/wordprocessingInk" xmlns:wne="http://schemas.microsoft.com/office/word/2006/wordml" xmlns:wps="http://schemas.microsoft.com/office/word/2010/wordprocessingShape" mc:Ignorable="w14 w15 w16se w16cid w16 w16cex w16sdtdh w16sdtfl w16du wp14">
   <w:body>
     <w:p>
       <w:r>
@@ -8,18 +8,18 @@
           <w:noProof/>
         </w:rPr>
         <w:drawing>
-          <wp:anchor distT="0" distB="0" distL="114300" distR="114300" simplePos="0" relativeHeight="251658240" behindDoc="0" locked="0" layoutInCell="1" allowOverlap="1" wp14:anchorId="7EDE005E" wp14:editId="467D519C">
+          <wp:anchor distT="0" distB="0" distL="114300" distR="114300" simplePos="0" relativeHeight="251674624" behindDoc="0" locked="0" layoutInCell="1" allowOverlap="1" wp14:anchorId="46FB9315" wp14:editId="64BC3033">
             <wp:simplePos x="0" y="0"/>
             <wp:positionH relativeFrom="margin">
               <wp:align>center</wp:align>
             </wp:positionH>
             <wp:positionV relativeFrom="paragraph">
-              <wp:posOffset>211455</wp:posOffset>
+              <wp:posOffset>-600445</wp:posOffset>
             </wp:positionV>
-            <wp:extent cx="9753600" cy="5486400"/>
-            <wp:effectExtent l="0" t="0" r="0" b="0"/>
+            <wp:extent cx="10243085" cy="6919415"/>
+            <wp:effectExtent l="0" t="0" r="6350" b="0"/>
             <wp:wrapNone/>
-            <wp:docPr id="1872510510" name="Picture 1"/>
+            <wp:docPr id="783417274" name="Picture 1"/>
             <wp:cNvGraphicFramePr>
               <a:graphicFrameLocks xmlns:a="http://schemas.openxmlformats.org/drawingml/2006/main" noChangeAspect="1"/>
             </wp:cNvGraphicFramePr>
@@ -27,7 +27,7 @@
               <a:graphicData uri="http://schemas.openxmlformats.org/drawingml/2006/picture">
                 <pic:pic xmlns:pic="http://schemas.openxmlformats.org/drawingml/2006/picture">
                   <pic:nvPicPr>
-                    <pic:cNvPr id="1872510510" name="Picture 1872510510"/>
+                    <pic:cNvPr id="783417274" name="Picture 783417274"/>
                     <pic:cNvPicPr/>
                   </pic:nvPicPr>
                   <pic:blipFill>
@@ -45,7 +45,7 @@
                   <pic:spPr>
                     <a:xfrm>
                       <a:off x="0" y="0"/>
-                      <a:ext cx="9753600" cy="5486400"/>
+                      <a:ext cx="10243085" cy="6919415"/>
                     </a:xfrm>
                     <a:prstGeom prst="rect">
                       <a:avLst/>
@@ -63,27 +63,31 @@
           </wp:anchor>
         </w:drawing>
       </w:r>
+    </w:p>
+    <w:p>
       <w:r>
         <w:br w:type="page"/>
       </w:r>
+    </w:p>
+    <w:p>
       <w:r>
         <w:rPr>
           <w:noProof/>
         </w:rPr>
         <w:lastRenderedPageBreak/>
         <w:drawing>
-          <wp:anchor distT="0" distB="0" distL="114300" distR="114300" simplePos="0" relativeHeight="251672576" behindDoc="0" locked="0" layoutInCell="1" allowOverlap="1" wp14:anchorId="5A9F5921" wp14:editId="0F597766">
+          <wp:anchor distT="0" distB="0" distL="114300" distR="114300" simplePos="0" relativeHeight="251658240" behindDoc="0" locked="0" layoutInCell="1" allowOverlap="1" wp14:anchorId="7EDE005E" wp14:editId="3F3D5D3F">
             <wp:simplePos x="0" y="0"/>
             <wp:positionH relativeFrom="margin">
               <wp:align>center</wp:align>
             </wp:positionH>
             <wp:positionV relativeFrom="paragraph">
-              <wp:posOffset>541921</wp:posOffset>
+              <wp:posOffset>13401</wp:posOffset>
             </wp:positionV>
-            <wp:extent cx="9552487" cy="4850661"/>
-            <wp:effectExtent l="0" t="0" r="0" b="7620"/>
+            <wp:extent cx="10359239" cy="5827073"/>
+            <wp:effectExtent l="0" t="0" r="4445" b="2540"/>
             <wp:wrapNone/>
-            <wp:docPr id="763261151" name="Picture 1"/>
+            <wp:docPr id="1872510510" name="Picture 1"/>
             <wp:cNvGraphicFramePr>
               <a:graphicFrameLocks xmlns:a="http://schemas.openxmlformats.org/drawingml/2006/main" noChangeAspect="1"/>
             </wp:cNvGraphicFramePr>
@@ -91,7 +95,7 @@
               <a:graphicData uri="http://schemas.openxmlformats.org/drawingml/2006/picture">
                 <pic:pic xmlns:pic="http://schemas.openxmlformats.org/drawingml/2006/picture">
                   <pic:nvPicPr>
-                    <pic:cNvPr id="763261151" name=""/>
+                    <pic:cNvPr id="1872510510" name="Picture 1872510510"/>
                     <pic:cNvPicPr/>
                   </pic:nvPicPr>
                   <pic:blipFill>
@@ -109,7 +113,7 @@
                   <pic:spPr>
                     <a:xfrm>
                       <a:off x="0" y="0"/>
-                      <a:ext cx="9552487" cy="4850661"/>
+                      <a:ext cx="10359239" cy="5827073"/>
                     </a:xfrm>
                     <a:prstGeom prst="rect">
                       <a:avLst/>
@@ -130,26 +134,24 @@
       <w:r>
         <w:br w:type="page"/>
       </w:r>
-    </w:p>
-    <w:p>
       <w:r>
         <w:rPr>
           <w:noProof/>
         </w:rPr>
         <w:lastRenderedPageBreak/>
         <w:drawing>
-          <wp:anchor distT="0" distB="0" distL="114300" distR="114300" simplePos="0" relativeHeight="251670528" behindDoc="0" locked="0" layoutInCell="1" allowOverlap="1" wp14:anchorId="5D6746F4" wp14:editId="7D18AEEA">
+          <wp:anchor distT="0" distB="0" distL="114300" distR="114300" simplePos="0" relativeHeight="251672576" behindDoc="0" locked="0" layoutInCell="1" allowOverlap="1" wp14:anchorId="5A9F5921" wp14:editId="7AE40B49">
             <wp:simplePos x="0" y="0"/>
             <wp:positionH relativeFrom="margin">
               <wp:align>center</wp:align>
             </wp:positionH>
             <wp:positionV relativeFrom="paragraph">
-              <wp:posOffset>-308034</wp:posOffset>
+              <wp:posOffset>259109</wp:posOffset>
             </wp:positionV>
-            <wp:extent cx="9639174" cy="6559993"/>
-            <wp:effectExtent l="0" t="0" r="635" b="0"/>
+            <wp:extent cx="10240045" cy="5199797"/>
+            <wp:effectExtent l="0" t="0" r="0" b="1270"/>
             <wp:wrapNone/>
-            <wp:docPr id="1291168661" name="Picture 1"/>
+            <wp:docPr id="763261151" name="Picture 1"/>
             <wp:cNvGraphicFramePr>
               <a:graphicFrameLocks xmlns:a="http://schemas.openxmlformats.org/drawingml/2006/main" noChangeAspect="1"/>
             </wp:cNvGraphicFramePr>
@@ -157,7 +159,7 @@
               <a:graphicData uri="http://schemas.openxmlformats.org/drawingml/2006/picture">
                 <pic:pic xmlns:pic="http://schemas.openxmlformats.org/drawingml/2006/picture">
                   <pic:nvPicPr>
-                    <pic:cNvPr id="1291168661" name=""/>
+                    <pic:cNvPr id="763261151" name=""/>
                     <pic:cNvPicPr/>
                   </pic:nvPicPr>
                   <pic:blipFill>
@@ -175,7 +177,7 @@
                   <pic:spPr>
                     <a:xfrm>
                       <a:off x="0" y="0"/>
-                      <a:ext cx="9639174" cy="6559993"/>
+                      <a:ext cx="10240045" cy="5199797"/>
                     </a:xfrm>
                     <a:prstGeom prst="rect">
                       <a:avLst/>
@@ -193,8 +195,6 @@
           </wp:anchor>
         </w:drawing>
       </w:r>
-    </w:p>
-    <w:p>
       <w:r>
         <w:br w:type="page"/>
       </w:r>
@@ -206,18 +206,18 @@
         </w:rPr>
         <w:lastRenderedPageBreak/>
         <w:drawing>
-          <wp:anchor distT="0" distB="0" distL="114300" distR="114300" simplePos="0" relativeHeight="251659264" behindDoc="0" locked="0" layoutInCell="1" allowOverlap="1" wp14:anchorId="57C55BA6" wp14:editId="262652C7">
+          <wp:anchor distT="0" distB="0" distL="114300" distR="114300" simplePos="0" relativeHeight="251670528" behindDoc="0" locked="0" layoutInCell="1" allowOverlap="1" wp14:anchorId="5D6746F4" wp14:editId="56CEDE60">
             <wp:simplePos x="0" y="0"/>
             <wp:positionH relativeFrom="margin">
               <wp:align>center</wp:align>
             </wp:positionH>
             <wp:positionV relativeFrom="paragraph">
-              <wp:posOffset>232011</wp:posOffset>
+              <wp:posOffset>-300005</wp:posOffset>
             </wp:positionV>
-            <wp:extent cx="9729337" cy="5472752"/>
-            <wp:effectExtent l="0" t="0" r="5715" b="0"/>
+            <wp:extent cx="9962866" cy="6780285"/>
+            <wp:effectExtent l="0" t="0" r="635" b="1905"/>
             <wp:wrapNone/>
-            <wp:docPr id="1587030354" name="Picture 3"/>
+            <wp:docPr id="1291168661" name="Picture 1"/>
             <wp:cNvGraphicFramePr>
               <a:graphicFrameLocks xmlns:a="http://schemas.openxmlformats.org/drawingml/2006/main" noChangeAspect="1"/>
             </wp:cNvGraphicFramePr>
@@ -225,7 +225,7 @@
               <a:graphicData uri="http://schemas.openxmlformats.org/drawingml/2006/picture">
                 <pic:pic xmlns:pic="http://schemas.openxmlformats.org/drawingml/2006/picture">
                   <pic:nvPicPr>
-                    <pic:cNvPr id="1587030354" name="Picture 1587030354"/>
+                    <pic:cNvPr id="1291168661" name=""/>
                     <pic:cNvPicPr/>
                   </pic:nvPicPr>
                   <pic:blipFill>
@@ -243,7 +243,7 @@
                   <pic:spPr>
                     <a:xfrm>
                       <a:off x="0" y="0"/>
-                      <a:ext cx="9729337" cy="5472752"/>
+                      <a:ext cx="9962866" cy="6780285"/>
                     </a:xfrm>
                     <a:prstGeom prst="rect">
                       <a:avLst/>
@@ -261,6 +261,74 @@
           </wp:anchor>
         </w:drawing>
       </w:r>
+    </w:p>
+    <w:p>
+      <w:r>
+        <w:br w:type="page"/>
+      </w:r>
+    </w:p>
+    <w:p>
+      <w:r>
+        <w:rPr>
+          <w:noProof/>
+        </w:rPr>
+        <w:lastRenderedPageBreak/>
+        <w:drawing>
+          <wp:anchor distT="0" distB="0" distL="114300" distR="114300" simplePos="0" relativeHeight="251659264" behindDoc="0" locked="0" layoutInCell="1" allowOverlap="1" wp14:anchorId="57C55BA6" wp14:editId="1A761BE7">
+            <wp:simplePos x="0" y="0"/>
+            <wp:positionH relativeFrom="margin">
+              <wp:align>center</wp:align>
+            </wp:positionH>
+            <wp:positionV relativeFrom="paragraph">
+              <wp:posOffset>13382</wp:posOffset>
+            </wp:positionV>
+            <wp:extent cx="10311643" cy="5800299"/>
+            <wp:effectExtent l="0" t="0" r="0" b="0"/>
+            <wp:wrapNone/>
+            <wp:docPr id="1587030354" name="Picture 3"/>
+            <wp:cNvGraphicFramePr>
+              <a:graphicFrameLocks xmlns:a="http://schemas.openxmlformats.org/drawingml/2006/main" noChangeAspect="1"/>
+            </wp:cNvGraphicFramePr>
+            <a:graphic xmlns:a="http://schemas.openxmlformats.org/drawingml/2006/main">
+              <a:graphicData uri="http://schemas.openxmlformats.org/drawingml/2006/picture">
+                <pic:pic xmlns:pic="http://schemas.openxmlformats.org/drawingml/2006/picture">
+                  <pic:nvPicPr>
+                    <pic:cNvPr id="1587030354" name="Picture 1587030354"/>
+                    <pic:cNvPicPr/>
+                  </pic:nvPicPr>
+                  <pic:blipFill>
+                    <a:blip r:embed="rId10">
+                      <a:extLst>
+                        <a:ext uri="{28A0092B-C50C-407E-A947-70E740481C1C}">
+                          <a14:useLocalDpi xmlns:a14="http://schemas.microsoft.com/office/drawing/2010/main" val="0"/>
+                        </a:ext>
+                      </a:extLst>
+                    </a:blip>
+                    <a:stretch>
+                      <a:fillRect/>
+                    </a:stretch>
+                  </pic:blipFill>
+                  <pic:spPr>
+                    <a:xfrm>
+                      <a:off x="0" y="0"/>
+                      <a:ext cx="10311643" cy="5800299"/>
+                    </a:xfrm>
+                    <a:prstGeom prst="rect">
+                      <a:avLst/>
+                    </a:prstGeom>
+                  </pic:spPr>
+                </pic:pic>
+              </a:graphicData>
+            </a:graphic>
+            <wp14:sizeRelH relativeFrom="margin">
+              <wp14:pctWidth>0</wp14:pctWidth>
+            </wp14:sizeRelH>
+            <wp14:sizeRelV relativeFrom="margin">
+              <wp14:pctHeight>0</wp14:pctHeight>
+            </wp14:sizeRelV>
+          </wp:anchor>
+        </w:drawing>
+      </w:r>
       <w:r>
         <w:br w:type="page"/>
       </w:r>
@@ -280,16 +348,16 @@
         </w:rPr>
         <w:lastRenderedPageBreak/>
         <w:drawing>
-          <wp:anchor distT="0" distB="0" distL="114300" distR="114300" simplePos="0" relativeHeight="251661312" behindDoc="0" locked="0" layoutInCell="1" allowOverlap="1" wp14:anchorId="00D2D397" wp14:editId="29313370">
+          <wp:anchor distT="0" distB="0" distL="114300" distR="114300" simplePos="0" relativeHeight="251661312" behindDoc="0" locked="0" layoutInCell="1" allowOverlap="1" wp14:anchorId="00D2D397" wp14:editId="135CAA31">
             <wp:simplePos x="0" y="0"/>
             <wp:positionH relativeFrom="margin">
               <wp:align>center</wp:align>
             </wp:positionH>
             <wp:positionV relativeFrom="paragraph">
-              <wp:posOffset>-127531</wp:posOffset>
+              <wp:posOffset>-163593</wp:posOffset>
             </wp:positionV>
-            <wp:extent cx="9519358" cy="6506722"/>
-            <wp:effectExtent l="0" t="0" r="5715" b="8890"/>
+            <wp:extent cx="9730854" cy="6651284"/>
+            <wp:effectExtent l="0" t="0" r="3810" b="0"/>
             <wp:wrapNone/>
             <wp:docPr id="1040830582" name="Picture 1"/>
             <wp:cNvGraphicFramePr>
@@ -303,7 +371,7 @@
                     <pic:cNvPicPr/>
                   </pic:nvPicPr>
                   <pic:blipFill rotWithShape="1">
-                    <a:blip r:embed="rId10">
+                    <a:blip r:embed="rId11">
                       <a:extLst>
                         <a:ext uri="{28A0092B-C50C-407E-A947-70E740481C1C}">
                           <a14:useLocalDpi xmlns:a14="http://schemas.microsoft.com/office/drawing/2010/main" val="0"/>
@@ -318,7 +386,7 @@
                   <pic:spPr bwMode="auto">
                     <a:xfrm>
                       <a:off x="0" y="0"/>
-                      <a:ext cx="9519358" cy="6506722"/>
+                      <a:ext cx="9730854" cy="6651284"/>
                     </a:xfrm>
                     <a:prstGeom prst="rect">
                       <a:avLst/>
@@ -367,16 +435,16 @@
         </w:rPr>
         <w:lastRenderedPageBreak/>
         <w:drawing>
-          <wp:anchor distT="0" distB="0" distL="114300" distR="114300" simplePos="0" relativeHeight="251663360" behindDoc="0" locked="0" layoutInCell="1" allowOverlap="1" wp14:anchorId="1FA98EFD" wp14:editId="100DC3F3">
+          <wp:anchor distT="0" distB="0" distL="114300" distR="114300" simplePos="0" relativeHeight="251663360" behindDoc="0" locked="0" layoutInCell="1" allowOverlap="1" wp14:anchorId="1FA98EFD" wp14:editId="58BFDE8D">
             <wp:simplePos x="0" y="0"/>
             <wp:positionH relativeFrom="margin">
-              <wp:align>center</wp:align>
+              <wp:align>left</wp:align>
             </wp:positionH>
             <wp:positionV relativeFrom="paragraph">
-              <wp:posOffset>-1536612</wp:posOffset>
+              <wp:posOffset>-1695716</wp:posOffset>
             </wp:positionV>
-            <wp:extent cx="6966986" cy="9017921"/>
-            <wp:effectExtent l="3175" t="0" r="8890" b="8890"/>
+            <wp:extent cx="7048760" cy="9123767"/>
+            <wp:effectExtent l="0" t="8890" r="0" b="0"/>
             <wp:wrapNone/>
             <wp:docPr id="1721099433" name="Picture 1"/>
             <wp:cNvGraphicFramePr>
@@ -390,7 +458,7 @@
                     <pic:cNvPicPr/>
                   </pic:nvPicPr>
                   <pic:blipFill rotWithShape="1">
-                    <a:blip r:embed="rId11">
+                    <a:blip r:embed="rId12">
                       <a:extLst>
                         <a:ext uri="{28A0092B-C50C-407E-A947-70E740481C1C}">
                           <a14:useLocalDpi xmlns:a14="http://schemas.microsoft.com/office/drawing/2010/main" val="0"/>
@@ -405,7 +473,7 @@
                   <pic:spPr bwMode="auto">
                     <a:xfrm rot="16200000">
                       <a:off x="0" y="0"/>
-                      <a:ext cx="6966986" cy="9017921"/>
+                      <a:ext cx="7048760" cy="9123767"/>
                     </a:xfrm>
                     <a:prstGeom prst="rect">
                       <a:avLst/>
@@ -448,16 +516,16 @@
         </w:rPr>
         <w:lastRenderedPageBreak/>
         <w:drawing>
-          <wp:anchor distT="0" distB="0" distL="114300" distR="114300" simplePos="0" relativeHeight="251665408" behindDoc="0" locked="0" layoutInCell="1" allowOverlap="1" wp14:anchorId="0C318262" wp14:editId="10FB722F">
+          <wp:anchor distT="0" distB="0" distL="114300" distR="114300" simplePos="0" relativeHeight="251665408" behindDoc="0" locked="0" layoutInCell="1" allowOverlap="1" wp14:anchorId="0C318262" wp14:editId="6EBFE11E">
             <wp:simplePos x="0" y="0"/>
             <wp:positionH relativeFrom="margin">
               <wp:align>center</wp:align>
             </wp:positionH>
             <wp:positionV relativeFrom="paragraph">
-              <wp:posOffset>243840</wp:posOffset>
+              <wp:posOffset>13335</wp:posOffset>
             </wp:positionV>
-            <wp:extent cx="9683657" cy="5454502"/>
-            <wp:effectExtent l="0" t="0" r="0" b="0"/>
+            <wp:extent cx="10273339" cy="5786651"/>
+            <wp:effectExtent l="0" t="0" r="0" b="5080"/>
             <wp:wrapNone/>
             <wp:docPr id="801390663" name="Picture 4"/>
             <wp:cNvGraphicFramePr>
@@ -473,7 +541,7 @@
                     </pic:cNvPicPr>
                   </pic:nvPicPr>
                   <pic:blipFill>
-                    <a:blip r:embed="rId12" cstate="print">
+                    <a:blip r:embed="rId13" cstate="print">
                       <a:extLst>
                         <a:ext uri="{28A0092B-C50C-407E-A947-70E740481C1C}">
                           <a14:useLocalDpi xmlns:a14="http://schemas.microsoft.com/office/drawing/2010/main" val="0"/>
@@ -488,7 +556,7 @@
                   <pic:spPr bwMode="auto">
                     <a:xfrm>
                       <a:off x="0" y="0"/>
-                      <a:ext cx="9683657" cy="5454502"/>
+                      <a:ext cx="10273339" cy="5786651"/>
                     </a:xfrm>
                     <a:prstGeom prst="rect">
                       <a:avLst/>
@@ -525,15 +593,15 @@
         </w:rPr>
         <w:lastRenderedPageBreak/>
         <w:drawing>
-          <wp:anchor distT="0" distB="0" distL="114300" distR="114300" simplePos="0" relativeHeight="251673600" behindDoc="0" locked="0" layoutInCell="1" allowOverlap="1" wp14:anchorId="3B472EBA" wp14:editId="543D4808">
+          <wp:anchor distT="0" distB="0" distL="114300" distR="114300" simplePos="0" relativeHeight="251673600" behindDoc="0" locked="0" layoutInCell="1" allowOverlap="1" wp14:anchorId="3B472EBA" wp14:editId="3E14110F">
             <wp:simplePos x="0" y="0"/>
             <wp:positionH relativeFrom="margin">
               <wp:align>center</wp:align>
             </wp:positionH>
             <wp:positionV relativeFrom="paragraph">
-              <wp:posOffset>287537</wp:posOffset>
+              <wp:posOffset>-617</wp:posOffset>
             </wp:positionV>
-            <wp:extent cx="9564061" cy="5379785"/>
+            <wp:extent cx="10238851" cy="5759355"/>
             <wp:effectExtent l="0" t="0" r="0" b="0"/>
             <wp:wrapNone/>
             <wp:docPr id="446267079" name="Picture 1"/>
@@ -548,7 +616,7 @@
                     <pic:cNvPicPr/>
                   </pic:nvPicPr>
                   <pic:blipFill>
-                    <a:blip r:embed="rId13">
+                    <a:blip r:embed="rId14">
                       <a:extLst>
                         <a:ext uri="{28A0092B-C50C-407E-A947-70E740481C1C}">
                           <a14:useLocalDpi xmlns:a14="http://schemas.microsoft.com/office/drawing/2010/main" val="0"/>
@@ -562,7 +630,7 @@
                   <pic:spPr>
                     <a:xfrm>
                       <a:off x="0" y="0"/>
-                      <a:ext cx="9564061" cy="5379785"/>
+                      <a:ext cx="10238851" cy="5759355"/>
                     </a:xfrm>
                     <a:prstGeom prst="rect">
                       <a:avLst/>
@@ -594,16 +662,16 @@
         </w:rPr>
         <w:lastRenderedPageBreak/>
         <w:drawing>
-          <wp:anchor distT="0" distB="0" distL="114300" distR="114300" simplePos="0" relativeHeight="251669504" behindDoc="0" locked="0" layoutInCell="1" allowOverlap="1" wp14:anchorId="0C554DDC" wp14:editId="6468133B">
+          <wp:anchor distT="0" distB="0" distL="114300" distR="114300" simplePos="0" relativeHeight="251669504" behindDoc="0" locked="0" layoutInCell="1" allowOverlap="1" wp14:anchorId="0C554DDC" wp14:editId="2CC73882">
             <wp:simplePos x="0" y="0"/>
             <wp:positionH relativeFrom="margin">
               <wp:align>center</wp:align>
             </wp:positionH>
             <wp:positionV relativeFrom="paragraph">
-              <wp:posOffset>-2540</wp:posOffset>
+              <wp:posOffset>0</wp:posOffset>
             </wp:positionV>
-            <wp:extent cx="9615166" cy="5401340"/>
-            <wp:effectExtent l="0" t="0" r="5715" b="8890"/>
+            <wp:extent cx="10301074" cy="5786651"/>
+            <wp:effectExtent l="0" t="0" r="5080" b="5080"/>
             <wp:wrapNone/>
             <wp:docPr id="361840387" name="Picture 4"/>
             <wp:cNvGraphicFramePr>
@@ -619,7 +687,7 @@
                     </pic:cNvPicPr>
                   </pic:nvPicPr>
                   <pic:blipFill>
-                    <a:blip r:embed="rId14" cstate="print">
+                    <a:blip r:embed="rId15" cstate="print">
                       <a:extLst>
                         <a:ext uri="{28A0092B-C50C-407E-A947-70E740481C1C}">
                           <a14:useLocalDpi xmlns:a14="http://schemas.microsoft.com/office/drawing/2010/main" val="0"/>
@@ -634,7 +702,7 @@
                   <pic:spPr bwMode="auto">
                     <a:xfrm>
                       <a:off x="0" y="0"/>
-                      <a:ext cx="9615166" cy="5401340"/>
+                      <a:ext cx="10301074" cy="5786651"/>
                     </a:xfrm>
                     <a:prstGeom prst="rect">
                       <a:avLst/>
@@ -667,56 +735,16 @@
         </w:rPr>
         <w:lastRenderedPageBreak/>
         <w:drawing>
-          <wp:inline distT="0" distB="0" distL="0" distR="0" wp14:anchorId="1A8A8B7E" wp14:editId="0EB76FD5">
-            <wp:extent cx="8229600" cy="5916930"/>
-            <wp:effectExtent l="0" t="0" r="0" b="7620"/>
-            <wp:docPr id="97084421" name="Picture 1"/>
-            <wp:cNvGraphicFramePr>
-              <a:graphicFrameLocks xmlns:a="http://schemas.openxmlformats.org/drawingml/2006/main" noChangeAspect="1"/>
-            </wp:cNvGraphicFramePr>
-            <a:graphic xmlns:a="http://schemas.openxmlformats.org/drawingml/2006/main">
-              <a:graphicData uri="http://schemas.openxmlformats.org/drawingml/2006/picture">
-                <pic:pic xmlns:pic="http://schemas.openxmlformats.org/drawingml/2006/picture">
-                  <pic:nvPicPr>
-                    <pic:cNvPr id="97084421" name=""/>
-                    <pic:cNvPicPr/>
-                  </pic:nvPicPr>
-                  <pic:blipFill>
-                    <a:blip r:embed="rId15"/>
-                    <a:stretch>
-                      <a:fillRect/>
-                    </a:stretch>
-                  </pic:blipFill>
-                  <pic:spPr>
-                    <a:xfrm>
-                      <a:off x="0" y="0"/>
-                      <a:ext cx="8229600" cy="5916930"/>
-                    </a:xfrm>
-                    <a:prstGeom prst="rect">
-                      <a:avLst/>
-                    </a:prstGeom>
-                  </pic:spPr>
-                </pic:pic>
-              </a:graphicData>
-            </a:graphic>
-          </wp:inline>
-        </w:drawing>
-      </w:r>
-      <w:r>
-        <w:rPr>
-          <w:noProof/>
-        </w:rPr>
-        <w:drawing>
-          <wp:anchor distT="0" distB="0" distL="114300" distR="114300" simplePos="0" relativeHeight="251671552" behindDoc="0" locked="0" layoutInCell="1" allowOverlap="1" wp14:anchorId="4E622738" wp14:editId="7239FF6A">
+          <wp:anchor distT="0" distB="0" distL="114300" distR="114300" simplePos="0" relativeHeight="251671552" behindDoc="0" locked="0" layoutInCell="1" allowOverlap="1" wp14:anchorId="4E622738" wp14:editId="62CA701F">
             <wp:simplePos x="0" y="0"/>
             <wp:positionH relativeFrom="margin">
               <wp:align>center</wp:align>
             </wp:positionH>
             <wp:positionV relativeFrom="paragraph">
-              <wp:posOffset>-323850</wp:posOffset>
+              <wp:posOffset>-177250</wp:posOffset>
             </wp:positionV>
-            <wp:extent cx="9410700" cy="6587490"/>
-            <wp:effectExtent l="0" t="0" r="0" b="3810"/>
+            <wp:extent cx="9512489" cy="6658743"/>
+            <wp:effectExtent l="0" t="0" r="0" b="8890"/>
             <wp:wrapNone/>
             <wp:docPr id="663693705" name="Picture 1"/>
             <wp:cNvGraphicFramePr>
@@ -730,7 +758,7 @@
                     <pic:cNvPicPr/>
                   </pic:nvPicPr>
                   <pic:blipFill rotWithShape="1">
-                    <a:blip r:embed="rId15">
+                    <a:blip r:embed="rId16">
                       <a:extLst>
                         <a:ext uri="{28A0092B-C50C-407E-A947-70E740481C1C}">
                           <a14:useLocalDpi xmlns:a14="http://schemas.microsoft.com/office/drawing/2010/main" val="0"/>
@@ -745,7 +773,7 @@
                   <pic:spPr bwMode="auto">
                     <a:xfrm>
                       <a:off x="0" y="0"/>
-                      <a:ext cx="9410700" cy="6587490"/>
+                      <a:ext cx="9512489" cy="6658743"/>
                     </a:xfrm>
                     <a:prstGeom prst="rect">
                       <a:avLst/>
@@ -771,9 +799,49 @@
           </wp:anchor>
         </w:drawing>
       </w:r>
+      <w:r>
+        <w:rPr>
+          <w:noProof/>
+        </w:rPr>
+        <w:drawing>
+          <wp:inline distT="0" distB="0" distL="0" distR="0" wp14:anchorId="1A8A8B7E" wp14:editId="5D6F4785">
+            <wp:extent cx="8229600" cy="5916930"/>
+            <wp:effectExtent l="0" t="0" r="0" b="7620"/>
+            <wp:docPr id="97084421" name="Picture 1"/>
+            <wp:cNvGraphicFramePr>
+              <a:graphicFrameLocks xmlns:a="http://schemas.openxmlformats.org/drawingml/2006/main" noChangeAspect="1"/>
+            </wp:cNvGraphicFramePr>
+            <a:graphic xmlns:a="http://schemas.openxmlformats.org/drawingml/2006/main">
+              <a:graphicData uri="http://schemas.openxmlformats.org/drawingml/2006/picture">
+                <pic:pic xmlns:pic="http://schemas.openxmlformats.org/drawingml/2006/picture">
+                  <pic:nvPicPr>
+                    <pic:cNvPr id="97084421" name=""/>
+                    <pic:cNvPicPr/>
+                  </pic:nvPicPr>
+                  <pic:blipFill>
+                    <a:blip r:embed="rId16"/>
+                    <a:stretch>
+                      <a:fillRect/>
+                    </a:stretch>
+                  </pic:blipFill>
+                  <pic:spPr>
+                    <a:xfrm>
+                      <a:off x="0" y="0"/>
+                      <a:ext cx="8229600" cy="5916930"/>
+                    </a:xfrm>
+                    <a:prstGeom prst="rect">
+                      <a:avLst/>
+                    </a:prstGeom>
+                  </pic:spPr>
+                </pic:pic>
+              </a:graphicData>
+            </a:graphic>
+          </wp:inline>
+        </w:drawing>
+      </w:r>
     </w:p>
     <w:sectPr>
-      <w:pgSz w:w="15840" w:h="12240" w:orient="landscape"/>
+      <w:pgSz w:w="16838" w:h="11906" w:orient="landscape" w:code="9"/>
       <w:pgMar w:top="1440" w:right="1440" w:bottom="1440" w:left="1440" w:header="720" w:footer="720" w:gutter="0"/>
       <w:cols w:space="720"/>
       <w:docGrid w:linePitch="360"/>
@@ -783,7 +851,7 @@
 </file>
 
 <file path=word/endnotes.xml><?xml version="1.0" encoding="utf-8"?>
-<w:endnotes xmlns:wpc="http://schemas.microsoft.com/office/word/2010/wordprocessingCanvas" xmlns:cx="http://schemas.microsoft.com/office/drawing/2014/chartex" xmlns:cx1="http://schemas.microsoft.com/office/drawing/2015/9/8/chartex" xmlns:cx2="http://schemas.microsoft.com/office/drawing/2015/10/21/chartex" xmlns:cx3="http://schemas.microsoft.com/office/drawing/2016/5/9/chartex" xmlns:cx4="http://schemas.microsoft.com/office/drawing/2016/5/10/chartex" xmlns:cx5="http://schemas.microsoft.com/office/drawing/2016/5/11/chartex" xmlns:cx6="http://schemas.microsoft.com/office/drawing/2016/5/12/chartex" xmlns:cx7="http://schemas.microsoft.com/office/drawing/2016/5/13/chartex" xmlns:cx8="http://schemas.microsoft.com/office/drawing/2016/5/14/chartex" xmlns:mc="http://schemas.openxmlformats.org/markup-compatibility/2006" xmlns:aink="http://schemas.microsoft.com/office/drawing/2016/ink" xmlns:am3d="http://schemas.microsoft.com/office/drawing/2017/model3d" xmlns:o="urn:schemas-microsoft-com:office:office" xmlns:oel="http://schemas.microsoft.com/office/2019/extlst" xmlns:r="http://schemas.openxmlformats.org/officeDocument/2006/relationships" xmlns:m="http://schemas.openxmlformats.org/officeDocument/2006/math" xmlns:v="urn:schemas-microsoft-com:vml" xmlns:wp14="http://schemas.microsoft.com/office/word/2010/wordprocessingDrawing" xmlns:wp="http://schemas.openxmlformats.org/drawingml/2006/wordprocessingDrawing" xmlns:w10="urn:schemas-microsoft-com:office:word" xmlns:w="http://schemas.openxmlformats.org/wordprocessingml/2006/main" xmlns:w14="http://schemas.microsoft.com/office/word/2010/wordml" xmlns:w15="http://schemas.microsoft.com/office/word/2012/wordml" xmlns:w16cex="http://schemas.microsoft.com/office/word/2018/wordml/cex" xmlns:w16cid="http://schemas.microsoft.com/office/word/2016/wordml/cid" xmlns:w16="http://schemas.microsoft.com/office/word/2018/wordml" xmlns:w16du="http://schemas.microsoft.com/office/word/2023/wordml/word16du" xmlns:w16sdtdh="http://schemas.microsoft.com/office/word/2020/wordml/sdtdatahash" xmlns:w16sdtfl="http://schemas.microsoft.com/office/word/2024/wordml/sdtformatlock" xmlns:w16se="http://schemas.microsoft.com/office/word/2015/wordml/symex" xmlns:wpg="http://schemas.microsoft.com/office/word/2010/wordprocessingGroup" xmlns:wpi="http://schemas.microsoft.com/office/word/2010/wordprocessingInk" xmlns:wne="http://schemas.microsoft.com/office/word/2006/wordml" xmlns:wps="http://schemas.microsoft.com/office/word/2010/wordprocessingShape" mc:Ignorable="w14 w15 w16se w16cid w16 w16cex w16sdtdh w16sdtfl w16du wp14">
+<w:endnotes xmlns:wpc="http://schemas.microsoft.com/office/word/2010/wordprocessingCanvas" xmlns:cx="http://schemas.microsoft.com/office/drawing/2014/chartex" xmlns:cx1="http://schemas.microsoft.com/office/drawing/2015/9/8/chartex" xmlns:cx2="http://schemas.microsoft.com/office/drawing/2015/10/21/chartex" xmlns:cx3="http://schemas.microsoft.com/office/drawing/2016/5/9/chartex" xmlns:cx4="http://schemas.microsoft.com/office/drawing/2016/5/10/chartex" xmlns:cx5="http://schemas.microsoft.com/office/drawing/2016/5/11/chartex" xmlns:cx6="http://schemas.microsoft.com/office/drawing/2016/5/12/chartex" xmlns:cx7="http://schemas.microsoft.com/office/drawing/2016/5/13/chartex" xmlns:cx8="http://schemas.microsoft.com/office/drawing/2016/5/14/chartex" xmlns:mc="http://schemas.openxmlformats.org/markup-compatibility/2006" xmlns:aink="http://schemas.microsoft.com/office/drawing/2016/ink" xmlns:am3d="http://schemas.microsoft.com/office/drawing/2017/model3d" xmlns:o="urn:schemas-microsoft-com:office:office" xmlns:oel="http://schemas.microsoft.com/office/2019/extlst" xmlns:r="http://schemas.openxmlformats.org/officeDocument/2006/relationships" xmlns:m="http://schemas.openxmlformats.org/officeDocument/2006/math" xmlns:v="urn:schemas-microsoft-com:vml" xmlns:wp14="http://schemas.microsoft.com/office/word/2010/wordprocessingDrawing" xmlns:wp="http://schemas.openxmlformats.org/drawingml/2006/wordprocessingDrawing" xmlns:w10="urn:schemas-microsoft-com:office:word" xmlns:w="http://schemas.openxmlformats.org/wordprocessingml/2006/main" xmlns:w14="http://schemas.microsoft.com/office/word/2010/wordml" xmlns:w15="http://schemas.microsoft.com/office/word/2012/wordml" xmlns:w16cei="http://schemas.microsoft.com/office/word/2026/wordml/cei" xmlns:w16cex="http://schemas.microsoft.com/office/word/2018/wordml/cex" xmlns:w16cid="http://schemas.microsoft.com/office/word/2016/wordml/cid" xmlns:w16="http://schemas.microsoft.com/office/word/2018/wordml" xmlns:w16du="http://schemas.microsoft.com/office/word/2023/wordml/word16du" xmlns:w16sdtdh="http://schemas.microsoft.com/office/word/2020/wordml/sdtdatahash" xmlns:w16sdtfl="http://schemas.microsoft.com/office/word/2024/wordml/sdtformatlock" xmlns:w16se="http://schemas.microsoft.com/office/word/2015/wordml/symex" xmlns:wpg="http://schemas.microsoft.com/office/word/2010/wordprocessingGroup" xmlns:wpi="http://schemas.microsoft.com/office/word/2010/wordprocessingInk" xmlns:wne="http://schemas.microsoft.com/office/word/2006/wordml" xmlns:wps="http://schemas.microsoft.com/office/word/2010/wordprocessingShape" mc:Ignorable="w14 w15 w16se w16cid w16 w16cex w16sdtdh w16sdtfl w16du wp14">
   <w:endnote w:type="separator" w:id="-1">
     <w:p>
       <w:pPr>
@@ -808,7 +876,7 @@
 </file>
 
 <file path=word/footnotes.xml><?xml version="1.0" encoding="utf-8"?>
-<w:footnotes xmlns:wpc="http://schemas.microsoft.com/office/word/2010/wordprocessingCanvas" xmlns:cx="http://schemas.microsoft.com/office/drawing/2014/chartex" xmlns:cx1="http://schemas.microsoft.com/office/drawing/2015/9/8/chartex" xmlns:cx2="http://schemas.microsoft.com/office/drawing/2015/10/21/chartex" xmlns:cx3="http://schemas.microsoft.com/office/drawing/2016/5/9/chartex" xmlns:cx4="http://schemas.microsoft.com/office/drawing/2016/5/10/chartex" xmlns:cx5="http://schemas.microsoft.com/office/drawing/2016/5/11/chartex" xmlns:cx6="http://schemas.microsoft.com/office/drawing/2016/5/12/chartex" xmlns:cx7="http://schemas.microsoft.com/office/drawing/2016/5/13/chartex" xmlns:cx8="http://schemas.microsoft.com/office/drawing/2016/5/14/chartex" xmlns:mc="http://schemas.openxmlformats.org/markup-compatibility/2006" xmlns:aink="http://schemas.microsoft.com/office/drawing/2016/ink" xmlns:am3d="http://schemas.microsoft.com/office/drawing/2017/model3d" xmlns:o="urn:schemas-microsoft-com:office:office" xmlns:oel="http://schemas.microsoft.com/office/2019/extlst" xmlns:r="http://schemas.openxmlformats.org/officeDocument/2006/relationships" xmlns:m="http://schemas.openxmlformats.org/officeDocument/2006/math" xmlns:v="urn:schemas-microsoft-com:vml" xmlns:wp14="http://schemas.microsoft.com/office/word/2010/wordprocessingDrawing" xmlns:wp="http://schemas.openxmlformats.org/drawingml/2006/wordprocessingDrawing" xmlns:w10="urn:schemas-microsoft-com:office:word" xmlns:w="http://schemas.openxmlformats.org/wordprocessingml/2006/main" xmlns:w14="http://schemas.microsoft.com/office/word/2010/wordml" xmlns:w15="http://schemas.microsoft.com/office/word/2012/wordml" xmlns:w16cex="http://schemas.microsoft.com/office/word/2018/wordml/cex" xmlns:w16cid="http://schemas.microsoft.com/office/word/2016/wordml/cid" xmlns:w16="http://schemas.microsoft.com/office/word/2018/wordml" xmlns:w16du="http://schemas.microsoft.com/office/word/2023/wordml/word16du" xmlns:w16sdtdh="http://schemas.microsoft.com/office/word/2020/wordml/sdtdatahash" xmlns:w16sdtfl="http://schemas.microsoft.com/office/word/2024/wordml/sdtformatlock" xmlns:w16se="http://schemas.microsoft.com/office/word/2015/wordml/symex" xmlns:wpg="http://schemas.microsoft.com/office/word/2010/wordprocessingGroup" xmlns:wpi="http://schemas.microsoft.com/office/word/2010/wordprocessingInk" xmlns:wne="http://schemas.microsoft.com/office/word/2006/wordml" xmlns:wps="http://schemas.microsoft.com/office/word/2010/wordprocessingShape" mc:Ignorable="w14 w15 w16se w16cid w16 w16cex w16sdtdh w16sdtfl w16du wp14">
+<w:footnotes xmlns:wpc="http://schemas.microsoft.com/office/word/2010/wordprocessingCanvas" xmlns:cx="http://schemas.microsoft.com/office/drawing/2014/chartex" xmlns:cx1="http://schemas.microsoft.com/office/drawing/2015/9/8/chartex" xmlns:cx2="http://schemas.microsoft.com/office/drawing/2015/10/21/chartex" xmlns:cx3="http://schemas.microsoft.com/office/drawing/2016/5/9/chartex" xmlns:cx4="http://schemas.microsoft.com/office/drawing/2016/5/10/chartex" xmlns:cx5="http://schemas.microsoft.com/office/drawing/2016/5/11/chartex" xmlns:cx6="http://schemas.microsoft.com/office/drawing/2016/5/12/chartex" xmlns:cx7="http://schemas.microsoft.com/office/drawing/2016/5/13/chartex" xmlns:cx8="http://schemas.microsoft.com/office/drawing/2016/5/14/chartex" xmlns:mc="http://schemas.openxmlformats.org/markup-compatibility/2006" xmlns:aink="http://schemas.microsoft.com/office/drawing/2016/ink" xmlns:am3d="http://schemas.microsoft.com/office/drawing/2017/model3d" xmlns:o="urn:schemas-microsoft-com:office:office" xmlns:oel="http://schemas.microsoft.com/office/2019/extlst" xmlns:r="http://schemas.openxmlformats.org/officeDocument/2006/relationships" xmlns:m="http://schemas.openxmlformats.org/officeDocument/2006/math" xmlns:v="urn:schemas-microsoft-com:vml" xmlns:wp14="http://schemas.microsoft.com/office/word/2010/wordprocessingDrawing" xmlns:wp="http://schemas.openxmlformats.org/drawingml/2006/wordprocessingDrawing" xmlns:w10="urn:schemas-microsoft-com:office:word" xmlns:w="http://schemas.openxmlformats.org/wordprocessingml/2006/main" xmlns:w14="http://schemas.microsoft.com/office/word/2010/wordml" xmlns:w15="http://schemas.microsoft.com/office/word/2012/wordml" xmlns:w16cei="http://schemas.microsoft.com/office/word/2026/wordml/cei" xmlns:w16cex="http://schemas.microsoft.com/office/word/2018/wordml/cex" xmlns:w16cid="http://schemas.microsoft.com/office/word/2016/wordml/cid" xmlns:w16="http://schemas.microsoft.com/office/word/2018/wordml" xmlns:w16du="http://schemas.microsoft.com/office/word/2023/wordml/word16du" xmlns:w16sdtdh="http://schemas.microsoft.com/office/word/2020/wordml/sdtdatahash" xmlns:w16sdtfl="http://schemas.microsoft.com/office/word/2024/wordml/sdtformatlock" xmlns:w16se="http://schemas.microsoft.com/office/word/2015/wordml/symex" xmlns:wpg="http://schemas.microsoft.com/office/word/2010/wordprocessingGroup" xmlns:wpi="http://schemas.microsoft.com/office/word/2010/wordprocessingInk" xmlns:wne="http://schemas.microsoft.com/office/word/2006/wordml" xmlns:wps="http://schemas.microsoft.com/office/word/2010/wordprocessingShape" mc:Ignorable="w14 w15 w16se w16cid w16 w16cex w16sdtdh w16sdtfl w16du wp14">
   <w:footnote w:type="separator" w:id="-1">
     <w:p>
       <w:pPr>
